--- a/results/2026-09-30/report.docx
+++ b/results/2026-09-30/report.docx
@@ -181,7 +181,7 @@
                 <w:sz w:val="20"/>
                 <w:szCs w:val="20"/>
               </w:rPr>
-              <w:t xml:space="preserve">13 — 5 blocked / 0 degraded / 8 reachable</w:t>
+              <w:t xml:space="preserve">13 — 5 blocked / 3 degraded / 5 reachable</w:t>
             </w:r>
           </w:p>
           <w:p>
@@ -1743,7 +1743,7 @@
                 <w:sz w:val="19"/>
                 <w:szCs w:val="19"/>
               </w:rPr>
-              <w:t xml:space="preserve">Google Fonts</w:t>
+              <w:t xml:space="preserve">Auth0</w:t>
             </w:r>
           </w:p>
         </w:tc>
@@ -1799,7 +1799,7 @@
                 <w:sz w:val="19"/>
                 <w:szCs w:val="19"/>
               </w:rPr>
-              <w:t xml:space="preserve">google</w:t>
+              <w:t xml:space="preserve">auth0</w:t>
             </w:r>
           </w:p>
         </w:tc>
@@ -1827,7 +1827,7 @@
                 <w:sz w:val="19"/>
                 <w:szCs w:val="19"/>
               </w:rPr>
-              <w:t xml:space="preserve">fonts.googleapis.com</w:t>
+              <w:t xml:space="preserve">cdn.auth0.com</w:t>
             </w:r>
           </w:p>
         </w:tc>
@@ -1883,7 +1883,7 @@
                 <w:sz w:val="19"/>
                 <w:szCs w:val="19"/>
               </w:rPr>
-              <w:t xml:space="preserve">0.254</w:t>
+              <w:t xml:space="preserve">1.656</w:t>
             </w:r>
           </w:p>
         </w:tc>
@@ -1909,11 +1909,11 @@
               <w:rPr>
                 <w:b/>
                 <w:bCs/>
-                <w:color w:val="067647"/>
-                <w:sz w:val="19"/>
-                <w:szCs w:val="19"/>
-              </w:rPr>
-              <w:t xml:space="preserve">Reachable</w:t>
+                <w:color w:val="B54708"/>
+                <w:sz w:val="19"/>
+                <w:szCs w:val="19"/>
+              </w:rPr>
+              <w:t xml:space="preserve">Degraded</w:t>
             </w:r>
           </w:p>
         </w:tc>
@@ -1948,7 +1948,7 @@
                 <w:sz w:val="19"/>
                 <w:szCs w:val="19"/>
               </w:rPr>
-              <w:t xml:space="preserve">Material Symbols</w:t>
+              <w:t xml:space="preserve">Stripe.js</w:t>
             </w:r>
           </w:p>
         </w:tc>
@@ -1976,7 +1976,7 @@
                 <w:sz w:val="18"/>
                 <w:szCs w:val="18"/>
               </w:rPr>
-              <w:t xml:space="preserve">curated</w:t>
+              <w:t xml:space="preserve">community</w:t>
             </w:r>
           </w:p>
         </w:tc>
@@ -2004,7 +2004,7 @@
                 <w:sz w:val="19"/>
                 <w:szCs w:val="19"/>
               </w:rPr>
-              <w:t xml:space="preserve">google</w:t>
+              <w:t xml:space="preserve">stripe</w:t>
             </w:r>
           </w:p>
         </w:tc>
@@ -2032,7 +2032,7 @@
                 <w:sz w:val="19"/>
                 <w:szCs w:val="19"/>
               </w:rPr>
-              <w:t xml:space="preserve">fonts.googleapis.com</w:t>
+              <w:t xml:space="preserve">js.stripe.com</w:t>
             </w:r>
           </w:p>
         </w:tc>
@@ -2088,7 +2088,7 @@
                 <w:sz w:val="19"/>
                 <w:szCs w:val="19"/>
               </w:rPr>
-              <w:t xml:space="preserve">0.195</w:t>
+              <w:t xml:space="preserve">1.459</w:t>
             </w:r>
           </w:p>
         </w:tc>
@@ -2114,11 +2114,11 @@
               <w:rPr>
                 <w:b/>
                 <w:bCs/>
-                <w:color w:val="067647"/>
-                <w:sz w:val="19"/>
-                <w:szCs w:val="19"/>
-              </w:rPr>
-              <w:t xml:space="preserve">Reachable</w:t>
+                <w:color w:val="B54708"/>
+                <w:sz w:val="19"/>
+                <w:szCs w:val="19"/>
+              </w:rPr>
+              <w:t xml:space="preserve">Degraded</w:t>
             </w:r>
           </w:p>
         </w:tc>
@@ -2153,7 +2153,7 @@
                 <w:sz w:val="19"/>
                 <w:szCs w:val="19"/>
               </w:rPr>
-              <w:t xml:space="preserve">Adobe Fonts (Typekit)</w:t>
+              <w:t xml:space="preserve">Sentry Browser SDK</w:t>
             </w:r>
           </w:p>
         </w:tc>
@@ -2181,7 +2181,7 @@
                 <w:sz w:val="18"/>
                 <w:szCs w:val="18"/>
               </w:rPr>
-              <w:t xml:space="preserve">curated</w:t>
+              <w:t xml:space="preserve">community</w:t>
             </w:r>
           </w:p>
         </w:tc>
@@ -2209,7 +2209,7 @@
                 <w:sz w:val="19"/>
                 <w:szCs w:val="19"/>
               </w:rPr>
-              <w:t xml:space="preserve">adobe</w:t>
+              <w:t xml:space="preserve">sentry</w:t>
             </w:r>
           </w:p>
         </w:tc>
@@ -2237,7 +2237,7 @@
                 <w:sz w:val="19"/>
                 <w:szCs w:val="19"/>
               </w:rPr>
-              <w:t xml:space="preserve">use.typekit.net</w:t>
+              <w:t xml:space="preserve">browser.sentry-cdn.com</w:t>
             </w:r>
           </w:p>
         </w:tc>
@@ -2265,7 +2265,7 @@
                 <w:sz w:val="19"/>
                 <w:szCs w:val="19"/>
               </w:rPr>
-              <w:t xml:space="preserve">404</w:t>
+              <w:t xml:space="preserve">403</w:t>
             </w:r>
           </w:p>
         </w:tc>
@@ -2293,7 +2293,7 @@
                 <w:sz w:val="19"/>
                 <w:szCs w:val="19"/>
               </w:rPr>
-              <w:t xml:space="preserve">0.774</w:t>
+              <w:t xml:space="preserve">1.387</w:t>
             </w:r>
           </w:p>
         </w:tc>
@@ -2319,11 +2319,11 @@
               <w:rPr>
                 <w:b/>
                 <w:bCs/>
-                <w:color w:val="067647"/>
-                <w:sz w:val="19"/>
-                <w:szCs w:val="19"/>
-              </w:rPr>
-              <w:t xml:space="preserve">Reachable</w:t>
+                <w:color w:val="B54708"/>
+                <w:sz w:val="19"/>
+                <w:szCs w:val="19"/>
+              </w:rPr>
+              <w:t xml:space="preserve">Degraded</w:t>
             </w:r>
           </w:p>
         </w:tc>
@@ -2358,7 +2358,7 @@
                 <w:sz w:val="19"/>
                 <w:szCs w:val="19"/>
               </w:rPr>
-              <w:t xml:space="preserve">Auth0</w:t>
+              <w:t xml:space="preserve">Google Fonts</w:t>
             </w:r>
           </w:p>
         </w:tc>
@@ -2414,7 +2414,7 @@
                 <w:sz w:val="19"/>
                 <w:szCs w:val="19"/>
               </w:rPr>
-              <w:t xml:space="preserve">auth0</w:t>
+              <w:t xml:space="preserve">google</w:t>
             </w:r>
           </w:p>
         </w:tc>
@@ -2442,7 +2442,7 @@
                 <w:sz w:val="19"/>
                 <w:szCs w:val="19"/>
               </w:rPr>
-              <w:t xml:space="preserve">cdn.auth0.com</w:t>
+              <w:t xml:space="preserve">fonts.googleapis.com</w:t>
             </w:r>
           </w:p>
         </w:tc>
@@ -2498,7 +2498,7 @@
                 <w:sz w:val="19"/>
                 <w:szCs w:val="19"/>
               </w:rPr>
-              <w:t xml:space="preserve">1.656</w:t>
+              <w:t xml:space="preserve">0.254</w:t>
             </w:r>
           </w:p>
         </w:tc>
@@ -2563,7 +2563,7 @@
                 <w:sz w:val="19"/>
                 <w:szCs w:val="19"/>
               </w:rPr>
-              <w:t xml:space="preserve">Google Tag Manager</w:t>
+              <w:t xml:space="preserve">Material Symbols</w:t>
             </w:r>
           </w:p>
         </w:tc>
@@ -2647,7 +2647,7 @@
                 <w:sz w:val="19"/>
                 <w:szCs w:val="19"/>
               </w:rPr>
-              <w:t xml:space="preserve">www.googletagmanager.com</w:t>
+              <w:t xml:space="preserve">fonts.googleapis.com</w:t>
             </w:r>
           </w:p>
         </w:tc>
@@ -2703,7 +2703,7 @@
                 <w:sz w:val="19"/>
                 <w:szCs w:val="19"/>
               </w:rPr>
-              <w:t xml:space="preserve">0.226</w:t>
+              <w:t xml:space="preserve">0.195</w:t>
             </w:r>
           </w:p>
         </w:tc>
@@ -2768,7 +2768,7 @@
                 <w:sz w:val="19"/>
                 <w:szCs w:val="19"/>
               </w:rPr>
-              <w:t xml:space="preserve">Google Analytics 4</w:t>
+              <w:t xml:space="preserve">Adobe Fonts (Typekit)</w:t>
             </w:r>
           </w:p>
         </w:tc>
@@ -2824,7 +2824,7 @@
                 <w:sz w:val="19"/>
                 <w:szCs w:val="19"/>
               </w:rPr>
-              <w:t xml:space="preserve">google</w:t>
+              <w:t xml:space="preserve">adobe</w:t>
             </w:r>
           </w:p>
         </w:tc>
@@ -2852,7 +2852,7 @@
                 <w:sz w:val="19"/>
                 <w:szCs w:val="19"/>
               </w:rPr>
-              <w:t xml:space="preserve">www.googletagmanager.com</w:t>
+              <w:t xml:space="preserve">use.typekit.net</w:t>
             </w:r>
           </w:p>
         </w:tc>
@@ -2880,7 +2880,7 @@
                 <w:sz w:val="19"/>
                 <w:szCs w:val="19"/>
               </w:rPr>
-              <w:t xml:space="preserve">200</w:t>
+              <w:t xml:space="preserve">404</w:t>
             </w:r>
           </w:p>
         </w:tc>
@@ -2908,7 +2908,7 @@
                 <w:sz w:val="19"/>
                 <w:szCs w:val="19"/>
               </w:rPr>
-              <w:t xml:space="preserve">0.163</w:t>
+              <w:t xml:space="preserve">0.774</w:t>
             </w:r>
           </w:p>
         </w:tc>
@@ -2973,7 +2973,7 @@
                 <w:sz w:val="19"/>
                 <w:szCs w:val="19"/>
               </w:rPr>
-              <w:t xml:space="preserve">Stripe.js</w:t>
+              <w:t xml:space="preserve">Google Tag Manager</w:t>
             </w:r>
           </w:p>
         </w:tc>
@@ -3001,7 +3001,7 @@
                 <w:sz w:val="18"/>
                 <w:szCs w:val="18"/>
               </w:rPr>
-              <w:t xml:space="preserve">community</w:t>
+              <w:t xml:space="preserve">curated</w:t>
             </w:r>
           </w:p>
         </w:tc>
@@ -3029,7 +3029,7 @@
                 <w:sz w:val="19"/>
                 <w:szCs w:val="19"/>
               </w:rPr>
-              <w:t xml:space="preserve">stripe</w:t>
+              <w:t xml:space="preserve">google</w:t>
             </w:r>
           </w:p>
         </w:tc>
@@ -3057,7 +3057,7 @@
                 <w:sz w:val="19"/>
                 <w:szCs w:val="19"/>
               </w:rPr>
-              <w:t xml:space="preserve">js.stripe.com</w:t>
+              <w:t xml:space="preserve">www.googletagmanager.com</w:t>
             </w:r>
           </w:p>
         </w:tc>
@@ -3113,7 +3113,7 @@
                 <w:sz w:val="19"/>
                 <w:szCs w:val="19"/>
               </w:rPr>
-              <w:t xml:space="preserve">1.459</w:t>
+              <w:t xml:space="preserve">0.226</w:t>
             </w:r>
           </w:p>
         </w:tc>
@@ -3178,7 +3178,7 @@
                 <w:sz w:val="19"/>
                 <w:szCs w:val="19"/>
               </w:rPr>
-              <w:t xml:space="preserve">Sentry Browser SDK</w:t>
+              <w:t xml:space="preserve">Google Analytics 4</w:t>
             </w:r>
           </w:p>
         </w:tc>
@@ -3206,7 +3206,7 @@
                 <w:sz w:val="18"/>
                 <w:szCs w:val="18"/>
               </w:rPr>
-              <w:t xml:space="preserve">community</w:t>
+              <w:t xml:space="preserve">curated</w:t>
             </w:r>
           </w:p>
         </w:tc>
@@ -3234,7 +3234,7 @@
                 <w:sz w:val="19"/>
                 <w:szCs w:val="19"/>
               </w:rPr>
-              <w:t xml:space="preserve">sentry</w:t>
+              <w:t xml:space="preserve">google</w:t>
             </w:r>
           </w:p>
         </w:tc>
@@ -3262,7 +3262,7 @@
                 <w:sz w:val="19"/>
                 <w:szCs w:val="19"/>
               </w:rPr>
-              <w:t xml:space="preserve">browser.sentry-cdn.com</w:t>
+              <w:t xml:space="preserve">www.googletagmanager.com</w:t>
             </w:r>
           </w:p>
         </w:tc>
@@ -3290,7 +3290,7 @@
                 <w:sz w:val="19"/>
                 <w:szCs w:val="19"/>
               </w:rPr>
-              <w:t xml:space="preserve">403</w:t>
+              <w:t xml:space="preserve">200</w:t>
             </w:r>
           </w:p>
         </w:tc>
@@ -3318,7 +3318,7 @@
                 <w:sz w:val="19"/>
                 <w:szCs w:val="19"/>
               </w:rPr>
-              <w:t xml:space="preserve">1.387</w:t>
+              <w:t xml:space="preserve">0.163</w:t>
             </w:r>
           </w:p>
         </w:tc>
@@ -4572,7 +4572,7 @@
           <w:sz w:val="22"/>
           <w:szCs w:val="22"/>
         </w:rPr>
-        <w:t xml:space="preserve">本期共测 13 项：可达 8、降速 0、阻断 5。</w:t>
+        <w:t xml:space="preserve">本期共测 13 项：可达 5、降速 3、阻断 5。</w:t>
       </w:r>
     </w:p>
     <w:p>
